--- a/docs/demo/review.docx
+++ b/docs/demo/review.docx
@@ -146,15 +146,15 @@
         </w:tblCellMar>
       </w:tblPr>
       <w:tblGrid>
-        <w:gridCol w:w="3324"/>
-        <w:gridCol w:w="3324"/>
-        <w:gridCol w:w="3324"/>
+        <w:gridCol w:w="3312"/>
+        <w:gridCol w:w="3312"/>
+        <w:gridCol w:w="3312"/>
       </w:tblGrid>
       <w:tr>
         <w:trPr/>
         <w:tc>
           <w:tcPr>
-            <w:tcW w:w="3324" w:type="dxa"/>
+            <w:tcW w:w="3312" w:type="dxa"/>
             <w:tcBorders/>
           </w:tcPr>
           <w:p>
@@ -171,7 +171,7 @@
         </w:tc>
         <w:tc>
           <w:tcPr>
-            <w:tcW w:w="3324" w:type="dxa"/>
+            <w:tcW w:w="3312" w:type="dxa"/>
             <w:tcBorders/>
           </w:tcPr>
           <w:p>
@@ -188,7 +188,7 @@
         </w:tc>
         <w:tc>
           <w:tcPr>
-            <w:tcW w:w="3324" w:type="dxa"/>
+            <w:tcW w:w="3312" w:type="dxa"/>
             <w:tcBorders/>
           </w:tcPr>
           <w:p>
@@ -208,7 +208,7 @@
         <w:trPr/>
         <w:tc>
           <w:tcPr>
-            <w:tcW w:w="3324" w:type="dxa"/>
+            <w:tcW w:w="3312" w:type="dxa"/>
             <w:tcBorders/>
           </w:tcPr>
           <w:p>
@@ -225,7 +225,7 @@
         </w:tc>
         <w:tc>
           <w:tcPr>
-            <w:tcW w:w="3324" w:type="dxa"/>
+            <w:tcW w:w="3312" w:type="dxa"/>
             <w:tcBorders/>
           </w:tcPr>
           <w:p>
@@ -242,7 +242,7 @@
         </w:tc>
         <w:tc>
           <w:tcPr>
-            <w:tcW w:w="3324" w:type="dxa"/>
+            <w:tcW w:w="3312" w:type="dxa"/>
             <w:tcBorders/>
           </w:tcPr>
           <w:p>
@@ -262,7 +262,7 @@
         <w:trPr/>
         <w:tc>
           <w:tcPr>
-            <w:tcW w:w="3324" w:type="dxa"/>
+            <w:tcW w:w="3312" w:type="dxa"/>
             <w:tcBorders/>
           </w:tcPr>
           <w:p>
@@ -279,7 +279,7 @@
         </w:tc>
         <w:tc>
           <w:tcPr>
-            <w:tcW w:w="3324" w:type="dxa"/>
+            <w:tcW w:w="3312" w:type="dxa"/>
             <w:tcBorders/>
           </w:tcPr>
           <w:p>
@@ -296,7 +296,7 @@
         </w:tc>
         <w:tc>
           <w:tcPr>
-            <w:tcW w:w="3324" w:type="dxa"/>
+            <w:tcW w:w="3312" w:type="dxa"/>
             <w:tcBorders/>
           </w:tcPr>
           <w:p>
@@ -316,7 +316,7 @@
         <w:trPr/>
         <w:tc>
           <w:tcPr>
-            <w:tcW w:w="3324" w:type="dxa"/>
+            <w:tcW w:w="3312" w:type="dxa"/>
             <w:tcBorders/>
           </w:tcPr>
           <w:p>
@@ -333,7 +333,7 @@
         </w:tc>
         <w:tc>
           <w:tcPr>
-            <w:tcW w:w="3324" w:type="dxa"/>
+            <w:tcW w:w="3312" w:type="dxa"/>
             <w:tcBorders/>
           </w:tcPr>
           <w:p>
@@ -350,7 +350,7 @@
         </w:tc>
         <w:tc>
           <w:tcPr>
-            <w:tcW w:w="3324" w:type="dxa"/>
+            <w:tcW w:w="3312" w:type="dxa"/>
             <w:tcBorders/>
           </w:tcPr>
           <w:p>
@@ -370,7 +370,7 @@
         <w:trPr/>
         <w:tc>
           <w:tcPr>
-            <w:tcW w:w="3324" w:type="dxa"/>
+            <w:tcW w:w="3312" w:type="dxa"/>
             <w:tcBorders/>
           </w:tcPr>
           <w:p>
@@ -387,7 +387,7 @@
         </w:tc>
         <w:tc>
           <w:tcPr>
-            <w:tcW w:w="3324" w:type="dxa"/>
+            <w:tcW w:w="3312" w:type="dxa"/>
             <w:tcBorders/>
           </w:tcPr>
           <w:p>
@@ -404,7 +404,7 @@
         </w:tc>
         <w:tc>
           <w:tcPr>
-            <w:tcW w:w="3324" w:type="dxa"/>
+            <w:tcW w:w="3312" w:type="dxa"/>
             <w:tcBorders/>
           </w:tcPr>
           <w:p>
@@ -460,15 +460,52 @@
       </w:r>
     </w:p>
     <w:sectPr>
+      <w:headerReference w:type="default" r:id="rId2"/>
+      <w:footerReference w:type="default" r:id="rId3"/>
       <w:type w:val="nextPage"/>
       <w:pgSz w:w="12240" w:h="15840"/>
-      <w:pgMar w:left="1134" w:right="1134" w:gutter="0" w:header="0" w:top="1134" w:footer="0" w:bottom="1134"/>
+      <w:pgMar w:left="1152" w:right="1152" w:gutter="0" w:header="1152" w:top="1584" w:footer="1152" w:bottom="1584"/>
       <w:pgNumType w:fmt="decimal"/>
       <w:formProt w:val="false"/>
       <w:textDirection w:val="lrTb"/>
+      <w:docGrid w:type="default" w:linePitch="600" w:charSpace="32768"/>
     </w:sectPr>
   </w:body>
 </w:document>
+</file>
+
+<file path=word/footer1.xml><?xml version="1.0" encoding="utf-8"?>
+<w:ftr xmlns:o="urn:schemas-microsoft-com:office:office" xmlns:r="http://schemas.openxmlformats.org/officeDocument/2006/relationships" xmlns:v="urn:schemas-microsoft-com:vml" xmlns:w="http://schemas.openxmlformats.org/wordprocessingml/2006/main" xmlns:w10="urn:schemas-microsoft-com:office:word" xmlns:wp="http://schemas.openxmlformats.org/drawingml/2006/wordprocessingDrawing" xmlns:pic="http://schemas.openxmlformats.org/drawingml/2006/picture" xmlns:wps="http://schemas.microsoft.com/office/word/2010/wordprocessingShape" xmlns:wpg="http://schemas.microsoft.com/office/word/2010/wordprocessingGroup" xmlns:mc="http://schemas.openxmlformats.org/markup-compatibility/2006" xmlns:wp14="http://schemas.microsoft.com/office/word/2010/wordprocessingDrawing" xmlns:w14="http://schemas.microsoft.com/office/word/2010/wordml" xmlns:w15="http://schemas.microsoft.com/office/word/2012/wordml" mc:Ignorable="w14 wp14 w15">
+  <w:p>
+    <w:pPr>
+      <w:pStyle w:val="Footer"/>
+      <w:suppressLineNumbers/>
+      <w:bidi w:val="0"/>
+      <w:rPr/>
+    </w:pPr>
+    <w:r>
+      <w:rPr/>
+      <w:t>Woodland Ave annual review, 3 July</w:t>
+    </w:r>
+  </w:p>
+</w:ftr>
+</file>
+
+<file path=word/header1.xml><?xml version="1.0" encoding="utf-8"?>
+<w:hdr xmlns:o="urn:schemas-microsoft-com:office:office" xmlns:r="http://schemas.openxmlformats.org/officeDocument/2006/relationships" xmlns:v="urn:schemas-microsoft-com:vml" xmlns:w="http://schemas.openxmlformats.org/wordprocessingml/2006/main" xmlns:w10="urn:schemas-microsoft-com:office:word" xmlns:wp="http://schemas.openxmlformats.org/drawingml/2006/wordprocessingDrawing" xmlns:pic="http://schemas.openxmlformats.org/drawingml/2006/picture" xmlns:wps="http://schemas.microsoft.com/office/word/2010/wordprocessingShape" xmlns:wpg="http://schemas.microsoft.com/office/word/2010/wordprocessingGroup" xmlns:mc="http://schemas.openxmlformats.org/markup-compatibility/2006" xmlns:wp14="http://schemas.microsoft.com/office/word/2010/wordprocessingDrawing" xmlns:w14="http://schemas.microsoft.com/office/word/2010/wordml" xmlns:w15="http://schemas.microsoft.com/office/word/2012/wordml" mc:Ignorable="w14 wp14 w15">
+  <w:p>
+    <w:pPr>
+      <w:pStyle w:val="Header"/>
+      <w:suppressLineNumbers/>
+      <w:bidi w:val="0"/>
+      <w:rPr/>
+    </w:pPr>
+    <w:r>
+      <w:rPr/>
+      <w:t>Pine Street Holdings, in confidence</w:t>
+    </w:r>
+  </w:p>
+</w:hdr>
 </file>
 
 <file path=word/numbering.xml><?xml version="1.0" encoding="utf-8"?>
@@ -810,6 +847,36 @@
     <w:rPr>
       <w:rFonts w:cs="Noto Sans"/>
     </w:rPr>
+  </w:style>
+  <w:style w:type="paragraph" w:styleId="HeaderandFooter">
+    <w:name w:val="Header and Footer"/>
+    <w:basedOn w:val="Normal"/>
+    <w:qFormat/>
+    <w:pPr>
+      <w:suppressLineNumbers/>
+      <w:tabs>
+        <w:tab w:val="clear" w:pos="709"/>
+        <w:tab w:val="center" w:pos="4986" w:leader="none"/>
+        <w:tab w:val="right" w:pos="9972" w:leader="none"/>
+      </w:tabs>
+    </w:pPr>
+    <w:rPr/>
+  </w:style>
+  <w:style w:type="paragraph" w:styleId="Header">
+    <w:name w:val="header"/>
+    <w:basedOn w:val="HeaderandFooter"/>
+    <w:pPr>
+      <w:suppressLineNumbers/>
+    </w:pPr>
+    <w:rPr/>
+  </w:style>
+  <w:style w:type="paragraph" w:styleId="Footer">
+    <w:name w:val="footer"/>
+    <w:basedOn w:val="HeaderandFooter"/>
+    <w:pPr>
+      <w:suppressLineNumbers/>
+    </w:pPr>
+    <w:rPr/>
   </w:style>
   <w:style w:type="paragraph" w:styleId="TableContents">
     <w:name w:val="Table Contents"/>
